--- a/Document d'analyse.docx
+++ b/Document d'analyse.docx
@@ -38,7 +38,6 @@
         </w:rPr>
         <w:t xml:space="preserve">La compagnie </w:t>
       </w:r>
-      <w:proofErr w:type="spellStart"/>
       <w:r>
         <w:rPr>
           <w:sz w:val="24"/>
@@ -51,15 +50,7 @@
           <w:sz w:val="24"/>
           <w:szCs w:val="24"/>
         </w:rPr>
-        <w:t>elleVibe</w:t>
-      </w:r>
-      <w:proofErr w:type="spellEnd"/>
-      <w:r>
-        <w:rPr>
-          <w:sz w:val="24"/>
-          <w:szCs w:val="24"/>
-        </w:rPr>
-        <w:t xml:space="preserve"> est un fournisseur de services de télécommunications, offrant les</w:t>
+        <w:t>elleVibe est un fournisseur de services de télécommunications, offrant les</w:t>
       </w:r>
       <w:r>
         <w:rPr>
@@ -73,7 +64,21 @@
           <w:sz w:val="24"/>
           <w:szCs w:val="24"/>
         </w:rPr>
-        <w:t>services suivants: internet, réseau et télévision à sa clientèle.</w:t>
+        <w:t>services suivants</w:t>
+      </w:r>
+      <w:r>
+        <w:rPr>
+          <w:sz w:val="24"/>
+          <w:szCs w:val="24"/>
+        </w:rPr>
+        <w:t xml:space="preserve"> </w:t>
+      </w:r>
+      <w:r>
+        <w:rPr>
+          <w:sz w:val="24"/>
+          <w:szCs w:val="24"/>
+        </w:rPr>
+        <w:t>: internet, réseau et télévision à sa clientèle.</w:t>
       </w:r>
     </w:p>
     <w:p>
@@ -102,29 +107,36 @@
           <w:sz w:val="24"/>
           <w:szCs w:val="24"/>
         </w:rPr>
-        <w:t>application interne, exclusivement à son personnel.</w:t>
-      </w:r>
-    </w:p>
-    <w:p>
-      <w:pPr>
-        <w:rPr>
-          <w:sz w:val="24"/>
-          <w:szCs w:val="24"/>
-        </w:rPr>
-      </w:pPr>
-      <w:r>
-        <w:rPr>
-          <w:sz w:val="24"/>
-          <w:szCs w:val="24"/>
-        </w:rPr>
-        <w:t xml:space="preserve">Le système doit respecter une structure </w:t>
-      </w:r>
-      <w:r>
-        <w:rPr>
-          <w:sz w:val="24"/>
-          <w:szCs w:val="24"/>
-        </w:rPr>
-        <w:t>hiérarchique.</w:t>
+        <w:t xml:space="preserve">application interne, exclusivement </w:t>
+      </w:r>
+      <w:r>
+        <w:rPr>
+          <w:sz w:val="24"/>
+          <w:szCs w:val="24"/>
+        </w:rPr>
+        <w:t>pour</w:t>
+      </w:r>
+      <w:r>
+        <w:rPr>
+          <w:sz w:val="24"/>
+          <w:szCs w:val="24"/>
+        </w:rPr>
+        <w:t xml:space="preserve"> son personnel.</w:t>
+      </w:r>
+    </w:p>
+    <w:p>
+      <w:pPr>
+        <w:rPr>
+          <w:sz w:val="24"/>
+          <w:szCs w:val="24"/>
+        </w:rPr>
+      </w:pPr>
+      <w:r>
+        <w:rPr>
+          <w:sz w:val="24"/>
+          <w:szCs w:val="24"/>
+        </w:rPr>
+        <w:t>Le système doit respecter une structure hiérarchique.</w:t>
       </w:r>
     </w:p>
     <w:p>
@@ -171,7 +183,23 @@
           <w:szCs w:val="24"/>
           <w:u w:val="single"/>
         </w:rPr>
-        <w:t>Les objectifs principaux:</w:t>
+        <w:t>Les objectifs principaux</w:t>
+      </w:r>
+      <w:r>
+        <w:rPr>
+          <w:sz w:val="24"/>
+          <w:szCs w:val="24"/>
+          <w:u w:val="single"/>
+        </w:rPr>
+        <w:t xml:space="preserve"> </w:t>
+      </w:r>
+      <w:r>
+        <w:rPr>
+          <w:sz w:val="24"/>
+          <w:szCs w:val="24"/>
+          <w:u w:val="single"/>
+        </w:rPr>
+        <w:t>:</w:t>
       </w:r>
     </w:p>
     <w:p>
@@ -231,28 +259,7 @@
           <w:sz w:val="24"/>
           <w:szCs w:val="24"/>
         </w:rPr>
-        <w:t>Création</w:t>
-      </w:r>
-      <w:r>
-        <w:rPr>
-          <w:sz w:val="24"/>
-          <w:szCs w:val="24"/>
-        </w:rPr>
-        <w:t xml:space="preserve"> et le suivi des </w:t>
-      </w:r>
-      <w:r>
-        <w:rPr>
-          <w:sz w:val="24"/>
-          <w:szCs w:val="24"/>
-        </w:rPr>
-        <w:t>demandes</w:t>
-      </w:r>
-      <w:r>
-        <w:rPr>
-          <w:sz w:val="24"/>
-          <w:szCs w:val="24"/>
-        </w:rPr>
-        <w:t xml:space="preserve"> de service</w:t>
+        <w:t>Création et suivi des demandes de service</w:t>
       </w:r>
     </w:p>
     <w:p>
@@ -272,28 +279,7 @@
           <w:sz w:val="24"/>
           <w:szCs w:val="24"/>
         </w:rPr>
-        <w:t>F</w:t>
-      </w:r>
-      <w:r>
-        <w:rPr>
-          <w:sz w:val="24"/>
-          <w:szCs w:val="24"/>
-        </w:rPr>
-        <w:t xml:space="preserve">aciliter la gestion administrative des </w:t>
-      </w:r>
-      <w:r>
-        <w:rPr>
-          <w:sz w:val="24"/>
-          <w:szCs w:val="24"/>
-        </w:rPr>
-        <w:t>employés</w:t>
-      </w:r>
-      <w:r>
-        <w:rPr>
-          <w:sz w:val="24"/>
-          <w:szCs w:val="24"/>
-        </w:rPr>
-        <w:t xml:space="preserve"> et des dossiers</w:t>
+        <w:t>Faciliter la gestion administrative des employés et des dossiers</w:t>
       </w:r>
     </w:p>
     <w:p>
@@ -343,9 +329,586 @@
           <w:szCs w:val="28"/>
           <w:u w:val="single"/>
         </w:rPr>
-        <w:t xml:space="preserve">3. </w:t>
-      </w:r>
-      <w:r>
+        <w:t>3. Description des fonctionnalités</w:t>
+      </w:r>
+    </w:p>
+    <w:p>
+      <w:pPr>
+        <w:rPr>
+          <w:sz w:val="28"/>
+          <w:szCs w:val="28"/>
+          <w:u w:val="single"/>
+        </w:rPr>
+      </w:pPr>
+      <w:r>
+        <w:rPr>
+          <w:sz w:val="26"/>
+          <w:szCs w:val="26"/>
+          <w:u w:val="single"/>
+        </w:rPr>
+        <w:t>3.1 Authentification</w:t>
+      </w:r>
+    </w:p>
+    <w:p>
+      <w:pPr>
+        <w:pStyle w:val="Paragraphedeliste"/>
+        <w:numPr>
+          <w:ilvl w:val="0"/>
+          <w:numId w:val="2"/>
+        </w:numPr>
+        <w:rPr>
+          <w:sz w:val="24"/>
+          <w:szCs w:val="24"/>
+        </w:rPr>
+      </w:pPr>
+      <w:r>
+        <w:rPr>
+          <w:sz w:val="24"/>
+          <w:szCs w:val="24"/>
+        </w:rPr>
+        <w:t>Connexion sécurisée pour le personnel (employés, superviseurs, administrateurs)</w:t>
+      </w:r>
+    </w:p>
+    <w:p>
+      <w:pPr>
+        <w:pStyle w:val="Paragraphedeliste"/>
+        <w:numPr>
+          <w:ilvl w:val="0"/>
+          <w:numId w:val="2"/>
+        </w:numPr>
+        <w:rPr>
+          <w:sz w:val="24"/>
+          <w:szCs w:val="24"/>
+        </w:rPr>
+      </w:pPr>
+      <w:r>
+        <w:rPr>
+          <w:sz w:val="24"/>
+          <w:szCs w:val="24"/>
+        </w:rPr>
+        <w:t>Vérification des droits selon le rôle de l’utilisateur connecté</w:t>
+      </w:r>
+    </w:p>
+    <w:p>
+      <w:pPr>
+        <w:pStyle w:val="Paragraphedeliste"/>
+        <w:numPr>
+          <w:ilvl w:val="0"/>
+          <w:numId w:val="2"/>
+        </w:numPr>
+        <w:rPr>
+          <w:sz w:val="24"/>
+          <w:szCs w:val="24"/>
+        </w:rPr>
+      </w:pPr>
+      <w:r>
+        <w:rPr>
+          <w:sz w:val="24"/>
+          <w:szCs w:val="24"/>
+        </w:rPr>
+        <w:t>Accès restreint aux fonctionnalités selon le niveau d’autorisation</w:t>
+      </w:r>
+    </w:p>
+    <w:p>
+      <w:pPr>
+        <w:rPr>
+          <w:sz w:val="24"/>
+          <w:szCs w:val="24"/>
+        </w:rPr>
+      </w:pPr>
+    </w:p>
+    <w:p>
+      <w:pPr>
+        <w:rPr>
+          <w:sz w:val="26"/>
+          <w:szCs w:val="26"/>
+          <w:u w:val="single"/>
+        </w:rPr>
+      </w:pPr>
+      <w:r>
+        <w:rPr>
+          <w:sz w:val="26"/>
+          <w:szCs w:val="26"/>
+          <w:u w:val="single"/>
+        </w:rPr>
+        <w:t>3.2 Fonctionnalités de l’employé</w:t>
+      </w:r>
+    </w:p>
+    <w:p>
+      <w:pPr>
+        <w:rPr>
+          <w:sz w:val="24"/>
+          <w:szCs w:val="24"/>
+        </w:rPr>
+      </w:pPr>
+      <w:r>
+        <w:rPr>
+          <w:sz w:val="24"/>
+          <w:szCs w:val="24"/>
+        </w:rPr>
+        <w:t>Un employé peut :</w:t>
+      </w:r>
+    </w:p>
+    <w:p>
+      <w:pPr>
+        <w:pStyle w:val="Paragraphedeliste"/>
+        <w:numPr>
+          <w:ilvl w:val="0"/>
+          <w:numId w:val="3"/>
+        </w:numPr>
+        <w:rPr>
+          <w:sz w:val="24"/>
+          <w:szCs w:val="24"/>
+        </w:rPr>
+      </w:pPr>
+      <w:r>
+        <w:rPr>
+          <w:sz w:val="24"/>
+          <w:szCs w:val="24"/>
+        </w:rPr>
+        <w:t>Créer de nouveaux clients</w:t>
+      </w:r>
+    </w:p>
+    <w:p>
+      <w:pPr>
+        <w:pStyle w:val="Paragraphedeliste"/>
+        <w:numPr>
+          <w:ilvl w:val="0"/>
+          <w:numId w:val="3"/>
+        </w:numPr>
+        <w:rPr>
+          <w:sz w:val="24"/>
+          <w:szCs w:val="24"/>
+        </w:rPr>
+      </w:pPr>
+      <w:r>
+        <w:rPr>
+          <w:sz w:val="24"/>
+          <w:szCs w:val="24"/>
+        </w:rPr>
+        <w:t>Créer de nouveaux comptes clients</w:t>
+      </w:r>
+    </w:p>
+    <w:p>
+      <w:pPr>
+        <w:pStyle w:val="Paragraphedeliste"/>
+        <w:numPr>
+          <w:ilvl w:val="0"/>
+          <w:numId w:val="3"/>
+        </w:numPr>
+        <w:rPr>
+          <w:sz w:val="24"/>
+          <w:szCs w:val="24"/>
+        </w:rPr>
+      </w:pPr>
+      <w:r>
+        <w:rPr>
+          <w:sz w:val="24"/>
+          <w:szCs w:val="24"/>
+        </w:rPr>
+        <w:t>Ajouter des notes aux dossiers clients</w:t>
+      </w:r>
+    </w:p>
+    <w:p>
+      <w:pPr>
+        <w:pStyle w:val="Paragraphedeliste"/>
+        <w:numPr>
+          <w:ilvl w:val="0"/>
+          <w:numId w:val="3"/>
+        </w:numPr>
+        <w:rPr>
+          <w:sz w:val="24"/>
+          <w:szCs w:val="24"/>
+        </w:rPr>
+      </w:pPr>
+      <w:r>
+        <w:rPr>
+          <w:sz w:val="24"/>
+          <w:szCs w:val="24"/>
+        </w:rPr>
+        <w:t>Gérer les comptes clients</w:t>
+      </w:r>
+    </w:p>
+    <w:p>
+      <w:pPr>
+        <w:pStyle w:val="Paragraphedeliste"/>
+        <w:numPr>
+          <w:ilvl w:val="0"/>
+          <w:numId w:val="3"/>
+        </w:numPr>
+        <w:rPr>
+          <w:sz w:val="24"/>
+          <w:szCs w:val="24"/>
+        </w:rPr>
+      </w:pPr>
+      <w:r>
+        <w:rPr>
+          <w:sz w:val="24"/>
+          <w:szCs w:val="24"/>
+        </w:rPr>
+        <w:t>C</w:t>
+      </w:r>
+      <w:r>
+        <w:rPr>
+          <w:sz w:val="24"/>
+          <w:szCs w:val="24"/>
+        </w:rPr>
+        <w:t>réer de nouvelles demandes de service</w:t>
+      </w:r>
+    </w:p>
+    <w:p>
+      <w:pPr>
+        <w:pStyle w:val="Paragraphedeliste"/>
+        <w:numPr>
+          <w:ilvl w:val="0"/>
+          <w:numId w:val="3"/>
+        </w:numPr>
+        <w:rPr>
+          <w:sz w:val="24"/>
+          <w:szCs w:val="24"/>
+        </w:rPr>
+      </w:pPr>
+      <w:r>
+        <w:rPr>
+          <w:sz w:val="24"/>
+          <w:szCs w:val="24"/>
+        </w:rPr>
+        <w:t>C</w:t>
+      </w:r>
+      <w:r>
+        <w:rPr>
+          <w:sz w:val="24"/>
+          <w:szCs w:val="24"/>
+        </w:rPr>
+        <w:t>réer et modifier des documents liés aux dossiers</w:t>
+      </w:r>
+    </w:p>
+    <w:p>
+      <w:pPr>
+        <w:pStyle w:val="Paragraphedeliste"/>
+        <w:numPr>
+          <w:ilvl w:val="0"/>
+          <w:numId w:val="3"/>
+        </w:numPr>
+        <w:rPr>
+          <w:sz w:val="24"/>
+          <w:szCs w:val="24"/>
+        </w:rPr>
+      </w:pPr>
+      <w:r>
+        <w:rPr>
+          <w:sz w:val="24"/>
+          <w:szCs w:val="24"/>
+        </w:rPr>
+        <w:t>Etc.</w:t>
+      </w:r>
+    </w:p>
+    <w:p>
+      <w:pPr>
+        <w:rPr>
+          <w:sz w:val="24"/>
+          <w:szCs w:val="24"/>
+        </w:rPr>
+      </w:pPr>
+      <w:r>
+        <w:rPr>
+          <w:sz w:val="24"/>
+          <w:szCs w:val="24"/>
+        </w:rPr>
+        <w:br w:type="page"/>
+      </w:r>
+    </w:p>
+    <w:p>
+      <w:pPr>
+        <w:rPr>
+          <w:sz w:val="26"/>
+          <w:szCs w:val="26"/>
+          <w:u w:val="single"/>
+        </w:rPr>
+      </w:pPr>
+      <w:r>
+        <w:rPr>
+          <w:sz w:val="26"/>
+          <w:szCs w:val="26"/>
+          <w:u w:val="single"/>
+        </w:rPr>
+        <w:lastRenderedPageBreak/>
+        <w:t>3.3 Fonctionnalités du superviseur</w:t>
+      </w:r>
+    </w:p>
+    <w:p>
+      <w:pPr>
+        <w:rPr>
+          <w:sz w:val="24"/>
+          <w:szCs w:val="24"/>
+        </w:rPr>
+      </w:pPr>
+      <w:r>
+        <w:rPr>
+          <w:sz w:val="24"/>
+          <w:szCs w:val="24"/>
+        </w:rPr>
+        <w:t>Un superviseur possède les droits de l’employé et peut également :</w:t>
+      </w:r>
+    </w:p>
+    <w:p>
+      <w:pPr>
+        <w:pStyle w:val="Paragraphedeliste"/>
+        <w:numPr>
+          <w:ilvl w:val="0"/>
+          <w:numId w:val="4"/>
+        </w:numPr>
+        <w:rPr>
+          <w:sz w:val="24"/>
+          <w:szCs w:val="24"/>
+        </w:rPr>
+      </w:pPr>
+      <w:r>
+        <w:rPr>
+          <w:sz w:val="24"/>
+          <w:szCs w:val="24"/>
+        </w:rPr>
+        <w:t>Gérer les employés</w:t>
+      </w:r>
+    </w:p>
+    <w:p>
+      <w:pPr>
+        <w:pStyle w:val="Paragraphedeliste"/>
+        <w:numPr>
+          <w:ilvl w:val="0"/>
+          <w:numId w:val="4"/>
+        </w:numPr>
+        <w:rPr>
+          <w:sz w:val="24"/>
+          <w:szCs w:val="24"/>
+        </w:rPr>
+      </w:pPr>
+      <w:r>
+        <w:rPr>
+          <w:sz w:val="24"/>
+          <w:szCs w:val="24"/>
+        </w:rPr>
+        <w:t>Créer de nouveaux employés</w:t>
+      </w:r>
+    </w:p>
+    <w:p>
+      <w:pPr>
+        <w:pStyle w:val="Paragraphedeliste"/>
+        <w:numPr>
+          <w:ilvl w:val="0"/>
+          <w:numId w:val="4"/>
+        </w:numPr>
+        <w:rPr>
+          <w:sz w:val="24"/>
+          <w:szCs w:val="24"/>
+        </w:rPr>
+      </w:pPr>
+      <w:r>
+        <w:rPr>
+          <w:sz w:val="24"/>
+          <w:szCs w:val="24"/>
+        </w:rPr>
+        <w:t>Modifier les comptes employés</w:t>
+      </w:r>
+      <w:r>
+        <w:rPr>
+          <w:sz w:val="24"/>
+          <w:szCs w:val="24"/>
+        </w:rPr>
+        <w:t xml:space="preserve"> (infos sur les employés)</w:t>
+      </w:r>
+    </w:p>
+    <w:p>
+      <w:pPr>
+        <w:pStyle w:val="Paragraphedeliste"/>
+        <w:numPr>
+          <w:ilvl w:val="0"/>
+          <w:numId w:val="4"/>
+        </w:numPr>
+        <w:rPr>
+          <w:sz w:val="24"/>
+          <w:szCs w:val="24"/>
+        </w:rPr>
+      </w:pPr>
+      <w:r>
+        <w:rPr>
+          <w:sz w:val="24"/>
+          <w:szCs w:val="24"/>
+        </w:rPr>
+        <w:t>Consulter l’historique des dossiers</w:t>
+      </w:r>
+    </w:p>
+    <w:p>
+      <w:pPr>
+        <w:pStyle w:val="Paragraphedeliste"/>
+        <w:numPr>
+          <w:ilvl w:val="0"/>
+          <w:numId w:val="4"/>
+        </w:numPr>
+        <w:rPr>
+          <w:sz w:val="24"/>
+          <w:szCs w:val="24"/>
+        </w:rPr>
+      </w:pPr>
+      <w:r>
+        <w:rPr>
+          <w:sz w:val="24"/>
+          <w:szCs w:val="24"/>
+        </w:rPr>
+        <w:t>Mo</w:t>
+      </w:r>
+      <w:r>
+        <w:rPr>
+          <w:sz w:val="24"/>
+          <w:szCs w:val="24"/>
+        </w:rPr>
+        <w:t>difier ou supprimer les dossiers assignés aux employés</w:t>
+      </w:r>
+    </w:p>
+    <w:p>
+      <w:pPr>
+        <w:rPr>
+          <w:sz w:val="24"/>
+          <w:szCs w:val="24"/>
+        </w:rPr>
+      </w:pPr>
+    </w:p>
+    <w:p>
+      <w:pPr>
+        <w:rPr>
+          <w:sz w:val="26"/>
+          <w:szCs w:val="26"/>
+          <w:u w:val="single"/>
+        </w:rPr>
+      </w:pPr>
+      <w:r>
+        <w:rPr>
+          <w:sz w:val="26"/>
+          <w:szCs w:val="26"/>
+          <w:u w:val="single"/>
+        </w:rPr>
+        <w:t>3.4 Fonctionnalités de l’administrateur</w:t>
+      </w:r>
+    </w:p>
+    <w:p>
+      <w:pPr>
+        <w:rPr>
+          <w:sz w:val="24"/>
+          <w:szCs w:val="24"/>
+        </w:rPr>
+      </w:pPr>
+      <w:r>
+        <w:rPr>
+          <w:sz w:val="24"/>
+          <w:szCs w:val="24"/>
+        </w:rPr>
+        <w:t>L’administrateur possède :</w:t>
+      </w:r>
+    </w:p>
+    <w:p>
+      <w:pPr>
+        <w:pStyle w:val="Paragraphedeliste"/>
+        <w:numPr>
+          <w:ilvl w:val="0"/>
+          <w:numId w:val="5"/>
+        </w:numPr>
+        <w:rPr>
+          <w:sz w:val="24"/>
+          <w:szCs w:val="24"/>
+        </w:rPr>
+      </w:pPr>
+      <w:r>
+        <w:rPr>
+          <w:sz w:val="24"/>
+          <w:szCs w:val="24"/>
+        </w:rPr>
+        <w:t>Tous les droits des autres utilisateurs et plus</w:t>
+      </w:r>
+    </w:p>
+    <w:p>
+      <w:pPr>
+        <w:pStyle w:val="Paragraphedeliste"/>
+        <w:numPr>
+          <w:ilvl w:val="0"/>
+          <w:numId w:val="5"/>
+        </w:numPr>
+        <w:rPr>
+          <w:sz w:val="24"/>
+          <w:szCs w:val="24"/>
+        </w:rPr>
+      </w:pPr>
+      <w:r>
+        <w:rPr>
+          <w:sz w:val="24"/>
+          <w:szCs w:val="24"/>
+        </w:rPr>
+        <w:t>M</w:t>
+      </w:r>
+      <w:r>
+        <w:rPr>
+          <w:sz w:val="24"/>
+          <w:szCs w:val="24"/>
+        </w:rPr>
+        <w:t>odifier le statut/position d’un employé (passer d’employé à superviseur)</w:t>
+      </w:r>
+    </w:p>
+    <w:p>
+      <w:pPr>
+        <w:pStyle w:val="Paragraphedeliste"/>
+        <w:numPr>
+          <w:ilvl w:val="0"/>
+          <w:numId w:val="5"/>
+        </w:numPr>
+        <w:rPr>
+          <w:sz w:val="24"/>
+          <w:szCs w:val="24"/>
+        </w:rPr>
+      </w:pPr>
+      <w:r>
+        <w:rPr>
+          <w:sz w:val="24"/>
+          <w:szCs w:val="24"/>
+        </w:rPr>
+        <w:t>Supprimer les notes si le besoin survient</w:t>
+      </w:r>
+    </w:p>
+    <w:p>
+      <w:pPr>
+        <w:pStyle w:val="Paragraphedeliste"/>
+        <w:numPr>
+          <w:ilvl w:val="0"/>
+          <w:numId w:val="5"/>
+        </w:numPr>
+        <w:rPr>
+          <w:sz w:val="24"/>
+          <w:szCs w:val="24"/>
+        </w:rPr>
+      </w:pPr>
+      <w:r>
+        <w:rPr>
+          <w:sz w:val="24"/>
+          <w:szCs w:val="24"/>
+        </w:rPr>
+        <w:t xml:space="preserve">Ajouter, </w:t>
+      </w:r>
+      <w:r>
+        <w:rPr>
+          <w:sz w:val="24"/>
+          <w:szCs w:val="24"/>
+        </w:rPr>
+        <w:t>modifier, supprimer des forfaits et des services si le besoin survient</w:t>
+      </w:r>
+    </w:p>
+    <w:p>
+      <w:pPr>
+        <w:rPr>
+          <w:sz w:val="24"/>
+          <w:szCs w:val="24"/>
+        </w:rPr>
+      </w:pPr>
+    </w:p>
+    <w:p>
+      <w:pPr>
         <w:rPr>
           <w:b/>
           <w:bCs/>
@@ -353,8 +916,7 @@
           <w:szCs w:val="28"/>
           <w:u w:val="single"/>
         </w:rPr>
-        <w:t>D</w:t>
-      </w:r>
+      </w:pPr>
       <w:r>
         <w:rPr>
           <w:b/>
@@ -363,595 +925,6 @@
           <w:szCs w:val="28"/>
           <w:u w:val="single"/>
         </w:rPr>
-        <w:t>escription des fonctionnalités</w:t>
-      </w:r>
-    </w:p>
-    <w:p>
-      <w:pPr>
-        <w:rPr>
-          <w:sz w:val="28"/>
-          <w:szCs w:val="28"/>
-          <w:u w:val="single"/>
-        </w:rPr>
-      </w:pPr>
-      <w:r>
-        <w:rPr>
-          <w:sz w:val="26"/>
-          <w:szCs w:val="26"/>
-          <w:u w:val="single"/>
-        </w:rPr>
-        <w:t>3.1 Authentification</w:t>
-      </w:r>
-    </w:p>
-    <w:p>
-      <w:pPr>
-        <w:pStyle w:val="Paragraphedeliste"/>
-        <w:numPr>
-          <w:ilvl w:val="0"/>
-          <w:numId w:val="2"/>
-        </w:numPr>
-        <w:rPr>
-          <w:sz w:val="24"/>
-          <w:szCs w:val="24"/>
-        </w:rPr>
-      </w:pPr>
-      <w:r>
-        <w:rPr>
-          <w:sz w:val="24"/>
-          <w:szCs w:val="24"/>
-        </w:rPr>
-        <w:t>Connexion sécurisée pour le personnel (employés, superviseurs, administrateurs)</w:t>
-      </w:r>
-    </w:p>
-    <w:p>
-      <w:pPr>
-        <w:pStyle w:val="Paragraphedeliste"/>
-        <w:numPr>
-          <w:ilvl w:val="0"/>
-          <w:numId w:val="2"/>
-        </w:numPr>
-        <w:rPr>
-          <w:sz w:val="24"/>
-          <w:szCs w:val="24"/>
-        </w:rPr>
-      </w:pPr>
-      <w:r>
-        <w:rPr>
-          <w:sz w:val="24"/>
-          <w:szCs w:val="24"/>
-        </w:rPr>
-        <w:t>Vérification des droits selon le rôle de l’utilisateur connecté</w:t>
-      </w:r>
-    </w:p>
-    <w:p>
-      <w:pPr>
-        <w:pStyle w:val="Paragraphedeliste"/>
-        <w:numPr>
-          <w:ilvl w:val="0"/>
-          <w:numId w:val="2"/>
-        </w:numPr>
-        <w:rPr>
-          <w:sz w:val="24"/>
-          <w:szCs w:val="24"/>
-        </w:rPr>
-      </w:pPr>
-      <w:r>
-        <w:rPr>
-          <w:sz w:val="24"/>
-          <w:szCs w:val="24"/>
-        </w:rPr>
-        <w:t>Accès restreint aux fonctionnalités selon le niveau d’autorisation.</w:t>
-      </w:r>
-    </w:p>
-    <w:p>
-      <w:pPr>
-        <w:rPr>
-          <w:sz w:val="24"/>
-          <w:szCs w:val="24"/>
-        </w:rPr>
-      </w:pPr>
-    </w:p>
-    <w:p>
-      <w:pPr>
-        <w:rPr>
-          <w:sz w:val="26"/>
-          <w:szCs w:val="26"/>
-          <w:u w:val="single"/>
-        </w:rPr>
-      </w:pPr>
-      <w:r>
-        <w:rPr>
-          <w:sz w:val="26"/>
-          <w:szCs w:val="26"/>
-          <w:u w:val="single"/>
-        </w:rPr>
-        <w:t>3.2 Fonctionnalités de l’employé</w:t>
-      </w:r>
-    </w:p>
-    <w:p>
-      <w:pPr>
-        <w:rPr>
-          <w:sz w:val="24"/>
-          <w:szCs w:val="24"/>
-        </w:rPr>
-      </w:pPr>
-      <w:r>
-        <w:rPr>
-          <w:sz w:val="24"/>
-          <w:szCs w:val="24"/>
-        </w:rPr>
-        <w:t>Un employé peut :</w:t>
-      </w:r>
-    </w:p>
-    <w:p>
-      <w:pPr>
-        <w:pStyle w:val="Paragraphedeliste"/>
-        <w:numPr>
-          <w:ilvl w:val="0"/>
-          <w:numId w:val="3"/>
-        </w:numPr>
-        <w:rPr>
-          <w:sz w:val="24"/>
-          <w:szCs w:val="24"/>
-        </w:rPr>
-      </w:pPr>
-      <w:r>
-        <w:rPr>
-          <w:sz w:val="24"/>
-          <w:szCs w:val="24"/>
-        </w:rPr>
-        <w:t>Créer de nouveaux clients</w:t>
-      </w:r>
-    </w:p>
-    <w:p>
-      <w:pPr>
-        <w:pStyle w:val="Paragraphedeliste"/>
-        <w:numPr>
-          <w:ilvl w:val="0"/>
-          <w:numId w:val="3"/>
-        </w:numPr>
-        <w:rPr>
-          <w:sz w:val="24"/>
-          <w:szCs w:val="24"/>
-        </w:rPr>
-      </w:pPr>
-      <w:r>
-        <w:rPr>
-          <w:sz w:val="24"/>
-          <w:szCs w:val="24"/>
-        </w:rPr>
-        <w:t>Créer de nouveaux comptes clients</w:t>
-      </w:r>
-    </w:p>
-    <w:p>
-      <w:pPr>
-        <w:pStyle w:val="Paragraphedeliste"/>
-        <w:numPr>
-          <w:ilvl w:val="0"/>
-          <w:numId w:val="3"/>
-        </w:numPr>
-        <w:rPr>
-          <w:sz w:val="24"/>
-          <w:szCs w:val="24"/>
-        </w:rPr>
-      </w:pPr>
-      <w:r>
-        <w:rPr>
-          <w:sz w:val="24"/>
-          <w:szCs w:val="24"/>
-        </w:rPr>
-        <w:t>Ajouter des notes aux dossiers clients</w:t>
-      </w:r>
-    </w:p>
-    <w:p>
-      <w:pPr>
-        <w:pStyle w:val="Paragraphedeliste"/>
-        <w:numPr>
-          <w:ilvl w:val="0"/>
-          <w:numId w:val="3"/>
-        </w:numPr>
-        <w:rPr>
-          <w:sz w:val="24"/>
-          <w:szCs w:val="24"/>
-        </w:rPr>
-      </w:pPr>
-      <w:r>
-        <w:rPr>
-          <w:sz w:val="24"/>
-          <w:szCs w:val="24"/>
-        </w:rPr>
-        <w:t>Gérer les comptes clients</w:t>
-      </w:r>
-    </w:p>
-    <w:p>
-      <w:pPr>
-        <w:pStyle w:val="Paragraphedeliste"/>
-        <w:numPr>
-          <w:ilvl w:val="0"/>
-          <w:numId w:val="3"/>
-        </w:numPr>
-        <w:rPr>
-          <w:sz w:val="24"/>
-          <w:szCs w:val="24"/>
-        </w:rPr>
-      </w:pPr>
-      <w:r>
-        <w:rPr>
-          <w:sz w:val="24"/>
-          <w:szCs w:val="24"/>
-        </w:rPr>
-        <w:t>C</w:t>
-      </w:r>
-      <w:r>
-        <w:rPr>
-          <w:sz w:val="24"/>
-          <w:szCs w:val="24"/>
-        </w:rPr>
-        <w:t>réer de nouvelles demandes de service</w:t>
-      </w:r>
-    </w:p>
-    <w:p>
-      <w:pPr>
-        <w:pStyle w:val="Paragraphedeliste"/>
-        <w:numPr>
-          <w:ilvl w:val="0"/>
-          <w:numId w:val="3"/>
-        </w:numPr>
-        <w:rPr>
-          <w:sz w:val="24"/>
-          <w:szCs w:val="24"/>
-        </w:rPr>
-      </w:pPr>
-      <w:r>
-        <w:rPr>
-          <w:sz w:val="24"/>
-          <w:szCs w:val="24"/>
-        </w:rPr>
-        <w:t>C</w:t>
-      </w:r>
-      <w:r>
-        <w:rPr>
-          <w:sz w:val="24"/>
-          <w:szCs w:val="24"/>
-        </w:rPr>
-        <w:t>réer et modifier des documents liés aux dossiers</w:t>
-      </w:r>
-    </w:p>
-    <w:p>
-      <w:pPr>
-        <w:pStyle w:val="Paragraphedeliste"/>
-        <w:numPr>
-          <w:ilvl w:val="0"/>
-          <w:numId w:val="3"/>
-        </w:numPr>
-        <w:rPr>
-          <w:sz w:val="24"/>
-          <w:szCs w:val="24"/>
-        </w:rPr>
-      </w:pPr>
-      <w:r>
-        <w:rPr>
-          <w:sz w:val="24"/>
-          <w:szCs w:val="24"/>
-        </w:rPr>
-        <w:t>Etc.</w:t>
-      </w:r>
-    </w:p>
-    <w:p>
-      <w:pPr>
-        <w:rPr>
-          <w:sz w:val="24"/>
-          <w:szCs w:val="24"/>
-        </w:rPr>
-      </w:pPr>
-      <w:r>
-        <w:rPr>
-          <w:sz w:val="24"/>
-          <w:szCs w:val="24"/>
-        </w:rPr>
-        <w:br w:type="page"/>
-      </w:r>
-    </w:p>
-    <w:p>
-      <w:pPr>
-        <w:rPr>
-          <w:sz w:val="26"/>
-          <w:szCs w:val="26"/>
-          <w:u w:val="single"/>
-        </w:rPr>
-      </w:pPr>
-      <w:r>
-        <w:rPr>
-          <w:sz w:val="26"/>
-          <w:szCs w:val="26"/>
-          <w:u w:val="single"/>
-        </w:rPr>
-        <w:lastRenderedPageBreak/>
-        <w:t>3.3 Fonctionnalités du superviseur</w:t>
-      </w:r>
-    </w:p>
-    <w:p>
-      <w:pPr>
-        <w:rPr>
-          <w:sz w:val="24"/>
-          <w:szCs w:val="24"/>
-        </w:rPr>
-      </w:pPr>
-      <w:r>
-        <w:rPr>
-          <w:sz w:val="24"/>
-          <w:szCs w:val="24"/>
-        </w:rPr>
-        <w:t>Un superviseur possède les droits de l’employé et peut également :</w:t>
-      </w:r>
-    </w:p>
-    <w:p>
-      <w:pPr>
-        <w:pStyle w:val="Paragraphedeliste"/>
-        <w:numPr>
-          <w:ilvl w:val="0"/>
-          <w:numId w:val="4"/>
-        </w:numPr>
-        <w:rPr>
-          <w:sz w:val="24"/>
-          <w:szCs w:val="24"/>
-        </w:rPr>
-      </w:pPr>
-      <w:r>
-        <w:rPr>
-          <w:sz w:val="24"/>
-          <w:szCs w:val="24"/>
-        </w:rPr>
-        <w:t>Gérer les employés</w:t>
-      </w:r>
-    </w:p>
-    <w:p>
-      <w:pPr>
-        <w:pStyle w:val="Paragraphedeliste"/>
-        <w:numPr>
-          <w:ilvl w:val="0"/>
-          <w:numId w:val="4"/>
-        </w:numPr>
-        <w:rPr>
-          <w:sz w:val="24"/>
-          <w:szCs w:val="24"/>
-        </w:rPr>
-      </w:pPr>
-      <w:r>
-        <w:rPr>
-          <w:sz w:val="24"/>
-          <w:szCs w:val="24"/>
-        </w:rPr>
-        <w:t>Créer de nouveaux employés</w:t>
-      </w:r>
-    </w:p>
-    <w:p>
-      <w:pPr>
-        <w:pStyle w:val="Paragraphedeliste"/>
-        <w:numPr>
-          <w:ilvl w:val="0"/>
-          <w:numId w:val="4"/>
-        </w:numPr>
-        <w:rPr>
-          <w:sz w:val="24"/>
-          <w:szCs w:val="24"/>
-        </w:rPr>
-      </w:pPr>
-      <w:r>
-        <w:rPr>
-          <w:sz w:val="24"/>
-          <w:szCs w:val="24"/>
-        </w:rPr>
-        <w:t>Modifier les comptes employés</w:t>
-      </w:r>
-      <w:r>
-        <w:rPr>
-          <w:sz w:val="24"/>
-          <w:szCs w:val="24"/>
-        </w:rPr>
-        <w:t xml:space="preserve"> (infos sur les employés)</w:t>
-      </w:r>
-    </w:p>
-    <w:p>
-      <w:pPr>
-        <w:pStyle w:val="Paragraphedeliste"/>
-        <w:numPr>
-          <w:ilvl w:val="0"/>
-          <w:numId w:val="4"/>
-        </w:numPr>
-        <w:rPr>
-          <w:sz w:val="24"/>
-          <w:szCs w:val="24"/>
-        </w:rPr>
-      </w:pPr>
-      <w:r>
-        <w:rPr>
-          <w:sz w:val="24"/>
-          <w:szCs w:val="24"/>
-        </w:rPr>
-        <w:t>Consulter l’historique des dossiers</w:t>
-      </w:r>
-    </w:p>
-    <w:p>
-      <w:pPr>
-        <w:pStyle w:val="Paragraphedeliste"/>
-        <w:numPr>
-          <w:ilvl w:val="0"/>
-          <w:numId w:val="4"/>
-        </w:numPr>
-        <w:rPr>
-          <w:sz w:val="24"/>
-          <w:szCs w:val="24"/>
-        </w:rPr>
-      </w:pPr>
-      <w:r>
-        <w:rPr>
-          <w:sz w:val="24"/>
-          <w:szCs w:val="24"/>
-        </w:rPr>
-        <w:t>Mo</w:t>
-      </w:r>
-      <w:r>
-        <w:rPr>
-          <w:sz w:val="24"/>
-          <w:szCs w:val="24"/>
-        </w:rPr>
-        <w:t>difier ou supprimer les dossiers assignés aux employés</w:t>
-      </w:r>
-    </w:p>
-    <w:p>
-      <w:pPr>
-        <w:rPr>
-          <w:sz w:val="24"/>
-          <w:szCs w:val="24"/>
-        </w:rPr>
-      </w:pPr>
-    </w:p>
-    <w:p>
-      <w:pPr>
-        <w:rPr>
-          <w:sz w:val="26"/>
-          <w:szCs w:val="26"/>
-          <w:u w:val="single"/>
-        </w:rPr>
-      </w:pPr>
-      <w:r>
-        <w:rPr>
-          <w:sz w:val="26"/>
-          <w:szCs w:val="26"/>
-          <w:u w:val="single"/>
-        </w:rPr>
-        <w:t>3.4 Fonctionnalités de l’administrateur</w:t>
-      </w:r>
-    </w:p>
-    <w:p>
-      <w:pPr>
-        <w:rPr>
-          <w:sz w:val="24"/>
-          <w:szCs w:val="24"/>
-        </w:rPr>
-      </w:pPr>
-      <w:r>
-        <w:rPr>
-          <w:sz w:val="24"/>
-          <w:szCs w:val="24"/>
-        </w:rPr>
-        <w:t>L’administrateur possède :</w:t>
-      </w:r>
-    </w:p>
-    <w:p>
-      <w:pPr>
-        <w:pStyle w:val="Paragraphedeliste"/>
-        <w:numPr>
-          <w:ilvl w:val="0"/>
-          <w:numId w:val="5"/>
-        </w:numPr>
-        <w:rPr>
-          <w:sz w:val="24"/>
-          <w:szCs w:val="24"/>
-        </w:rPr>
-      </w:pPr>
-      <w:r>
-        <w:rPr>
-          <w:sz w:val="24"/>
-          <w:szCs w:val="24"/>
-        </w:rPr>
-        <w:t>Tous les droits des autres utilisateurs et plus</w:t>
-      </w:r>
-    </w:p>
-    <w:p>
-      <w:pPr>
-        <w:pStyle w:val="Paragraphedeliste"/>
-        <w:numPr>
-          <w:ilvl w:val="0"/>
-          <w:numId w:val="5"/>
-        </w:numPr>
-        <w:rPr>
-          <w:sz w:val="24"/>
-          <w:szCs w:val="24"/>
-        </w:rPr>
-      </w:pPr>
-      <w:r>
-        <w:rPr>
-          <w:sz w:val="24"/>
-          <w:szCs w:val="24"/>
-        </w:rPr>
-        <w:t>Peut modifier le statut/position d’un employé (passer d’employé à superviseur)</w:t>
-      </w:r>
-    </w:p>
-    <w:p>
-      <w:pPr>
-        <w:pStyle w:val="Paragraphedeliste"/>
-        <w:numPr>
-          <w:ilvl w:val="0"/>
-          <w:numId w:val="5"/>
-        </w:numPr>
-        <w:rPr>
-          <w:sz w:val="24"/>
-          <w:szCs w:val="24"/>
-        </w:rPr>
-      </w:pPr>
-      <w:r>
-        <w:rPr>
-          <w:sz w:val="24"/>
-          <w:szCs w:val="24"/>
-        </w:rPr>
-        <w:t>Supprimer les notes si le besoin survient</w:t>
-      </w:r>
-    </w:p>
-    <w:p>
-      <w:pPr>
-        <w:pStyle w:val="Paragraphedeliste"/>
-        <w:numPr>
-          <w:ilvl w:val="0"/>
-          <w:numId w:val="5"/>
-        </w:numPr>
-        <w:rPr>
-          <w:sz w:val="24"/>
-          <w:szCs w:val="24"/>
-        </w:rPr>
-      </w:pPr>
-      <w:r>
-        <w:rPr>
-          <w:sz w:val="24"/>
-          <w:szCs w:val="24"/>
-        </w:rPr>
-        <w:t xml:space="preserve">Ajouter, </w:t>
-      </w:r>
-      <w:r>
-        <w:rPr>
-          <w:sz w:val="24"/>
-          <w:szCs w:val="24"/>
-        </w:rPr>
-        <w:t>modifier, supprimer des forfaits et des services si le besoin survient</w:t>
-      </w:r>
-    </w:p>
-    <w:p>
-      <w:pPr>
-        <w:rPr>
-          <w:sz w:val="24"/>
-          <w:szCs w:val="24"/>
-        </w:rPr>
-      </w:pPr>
-    </w:p>
-    <w:p>
-      <w:pPr>
-        <w:rPr>
-          <w:b/>
-          <w:bCs/>
-          <w:sz w:val="28"/>
-          <w:szCs w:val="28"/>
-          <w:u w:val="single"/>
-        </w:rPr>
-      </w:pPr>
-      <w:r>
-        <w:rPr>
-          <w:b/>
-          <w:bCs/>
-          <w:sz w:val="28"/>
-          <w:szCs w:val="28"/>
-          <w:u w:val="single"/>
-        </w:rPr>
         <w:t>4. Hypothèses et limites du système</w:t>
       </w:r>
     </w:p>
@@ -989,15 +962,7 @@
           <w:sz w:val="24"/>
           <w:szCs w:val="24"/>
         </w:rPr>
-        <w:t xml:space="preserve">L’application est utilisée uniquement par le personnel interne de </w:t>
-      </w:r>
-      <w:proofErr w:type="spellStart"/>
-      <w:r>
-        <w:rPr>
-          <w:sz w:val="24"/>
-          <w:szCs w:val="24"/>
-        </w:rPr>
-        <w:t>Belle</w:t>
+        <w:t>L’application est utilisée uniquement par le personnel interne de Belle</w:t>
       </w:r>
       <w:r>
         <w:rPr>
@@ -1013,7 +978,6 @@
         </w:rPr>
         <w:t>e</w:t>
       </w:r>
-      <w:proofErr w:type="spellEnd"/>
     </w:p>
     <w:p>
       <w:pPr>
@@ -1183,7 +1147,7 @@
           <w:sz w:val="24"/>
           <w:szCs w:val="24"/>
         </w:rPr>
-        <w:t>L’application est développée dans un cadre académique.</w:t>
+        <w:t>L’application est développée dans un cadre académique</w:t>
       </w:r>
     </w:p>
     <w:sectPr>
@@ -2665,6 +2629,7 @@
   <w:style w:type="character" w:default="1" w:styleId="Policepardfaut">
     <w:name w:val="Default Paragraph Font"/>
     <w:uiPriority w:val="1"/>
+    <w:semiHidden/>
     <w:unhideWhenUsed/>
   </w:style>
   <w:style w:type="table" w:default="1" w:styleId="TableauNormal">
